--- a/template/Contrat_Arabe_Template.docx
+++ b/template/Contrat_Arabe_Template.docx
@@ -22,10 +22,10 @@
             <wp:positionV relativeFrom="margin">
               <wp:posOffset>-900430</wp:posOffset>
             </wp:positionV>
-            <wp:extent cx="862330" cy="838200"/>
+            <wp:extent cx="862330" cy="818108"/>
             <wp:effectExtent l="0" t="0" r="0" b="0"/>
             <wp:wrapSquare wrapText="bothSides"/>
-            <wp:docPr id="1" name="Image 1" descr="logo"/>
+            <wp:docPr id="1" name="Image 1" descr="Logo Marassim"/>
             <wp:cNvGraphicFramePr>
               <a:graphicFrameLocks xmlns:a="http://schemas.openxmlformats.org/drawingml/2006/main" noChangeAspect="1"/>
             </wp:cNvGraphicFramePr>
@@ -48,7 +48,7 @@
                   <pic:spPr bwMode="auto">
                     <a:xfrm>
                       <a:off x="0" y="0"/>
-                      <a:ext cx="862330" cy="838200"/>
+                      <a:ext cx="862330" cy="818108"/>
                     </a:xfrm>
                     <a:prstGeom prst="rect">
                       <a:avLst/>
